--- a/meetings/Meeting_Agenda.docx
+++ b/meetings/Meeting_Agenda.docx
@@ -1,6 +1,6 @@
 
 <file path=word/document.xml><?xml version="1.0" encoding="utf-8"?>
-<w:document xmlns:wpc="http://schemas.microsoft.com/office/word/2010/wordprocessingCanvas" xmlns:cx="http://schemas.microsoft.com/office/drawing/2014/chartex" xmlns:cx1="http://schemas.microsoft.com/office/drawing/2015/9/8/chartex" xmlns:cx2="http://schemas.microsoft.com/office/drawing/2015/10/21/chartex" xmlns:cx3="http://schemas.microsoft.com/office/drawing/2016/5/9/chartex" xmlns:cx4="http://schemas.microsoft.com/office/drawing/2016/5/10/chartex" xmlns:cx5="http://schemas.microsoft.com/office/drawing/2016/5/11/chartex" xmlns:cx6="http://schemas.microsoft.com/office/drawing/2016/5/12/chartex" xmlns:cx7="http://schemas.microsoft.com/office/drawing/2016/5/13/chartex" xmlns:cx8="http://schemas.microsoft.com/office/drawing/2016/5/14/chartex" xmlns:mc="http://schemas.openxmlformats.org/markup-compatibility/2006" xmlns:aink="http://schemas.microsoft.com/office/drawing/2016/ink" xmlns:am3d="http://schemas.microsoft.com/office/drawing/2017/model3d" xmlns:o="urn:schemas-microsoft-com:office:office" xmlns:oel="http://schemas.microsoft.com/office/2019/extlst" xmlns:r="http://schemas.openxmlformats.org/officeDocument/2006/relationships" xmlns:m="http://schemas.openxmlformats.org/officeDocument/2006/math" xmlns:v="urn:schemas-microsoft-com:vml" xmlns:wp14="http://schemas.microsoft.com/office/word/2010/wordprocessingDrawing" xmlns:wp="http://schemas.openxmlformats.org/drawingml/2006/wordprocessingDrawing" xmlns:w10="urn:schemas-microsoft-com:office:word" xmlns:w="http://schemas.openxmlformats.org/wordprocessingml/2006/main" xmlns:w14="http://schemas.microsoft.com/office/word/2010/wordml" xmlns:w15="http://schemas.microsoft.com/office/word/2012/wordml" xmlns:w16cei="http://schemas.microsoft.com/office/word/2026/wordml/cei" xmlns:w16cex="http://schemas.microsoft.com/office/word/2018/wordml/cex" xmlns:w16cid="http://schemas.microsoft.com/office/word/2016/wordml/cid" xmlns:w16="http://schemas.microsoft.com/office/word/2018/wordml" xmlns:w16du="http://schemas.microsoft.com/office/word/2023/wordml/word16du" xmlns:w16sdtdh="http://schemas.microsoft.com/office/word/2020/wordml/sdtdatahash" xmlns:w16sdtfl="http://schemas.microsoft.com/office/word/2024/wordml/sdtformatlock" xmlns:w16se="http://schemas.microsoft.com/office/word/2015/wordml/symex" xmlns:wpg="http://schemas.microsoft.com/office/word/2010/wordprocessingGroup" xmlns:wpi="http://schemas.microsoft.com/office/word/2010/wordprocessingInk" xmlns:wne="http://schemas.microsoft.com/office/word/2006/wordml" xmlns:wps="http://schemas.microsoft.com/office/word/2010/wordprocessingShape" mc:Ignorable="w14 w15 w16se w16cid w16 w16cex w16sdtdh w16sdtfl w16du wp14">
+<w:document xmlns:wpc="http://schemas.microsoft.com/office/word/2010/wordprocessingCanvas" xmlns:cx="http://schemas.microsoft.com/office/drawing/2014/chartex" xmlns:cx1="http://schemas.microsoft.com/office/drawing/2015/9/8/chartex" xmlns:cx2="http://schemas.microsoft.com/office/drawing/2015/10/21/chartex" xmlns:cx3="http://schemas.microsoft.com/office/drawing/2016/5/9/chartex" xmlns:cx4="http://schemas.microsoft.com/office/drawing/2016/5/10/chartex" xmlns:cx5="http://schemas.microsoft.com/office/drawing/2016/5/11/chartex" xmlns:cx6="http://schemas.microsoft.com/office/drawing/2016/5/12/chartex" xmlns:cx7="http://schemas.microsoft.com/office/drawing/2016/5/13/chartex" xmlns:cx8="http://schemas.microsoft.com/office/drawing/2016/5/14/chartex" xmlns:mc="http://schemas.openxmlformats.org/markup-compatibility/2006" xmlns:aink="http://schemas.microsoft.com/office/drawing/2016/ink" xmlns:am3d="http://schemas.microsoft.com/office/drawing/2017/model3d" xmlns:o="urn:schemas-microsoft-com:office:office" xmlns:oel="http://schemas.microsoft.com/office/2019/extlst" xmlns:r="http://schemas.openxmlformats.org/officeDocument/2006/relationships" xmlns:m="http://schemas.openxmlformats.org/officeDocument/2006/math" xmlns:v="urn:schemas-microsoft-com:vml" xmlns:wp14="http://schemas.microsoft.com/office/word/2010/wordprocessingDrawing" xmlns:wp="http://schemas.openxmlformats.org/drawingml/2006/wordprocessingDrawing" xmlns:w10="urn:schemas-microsoft-com:office:word" xmlns:w="http://schemas.openxmlformats.org/wordprocessingml/2006/main" xmlns:w14="http://schemas.microsoft.com/office/word/2010/wordml" xmlns:w15="http://schemas.microsoft.com/office/word/2012/wordml" xmlns:w16cex="http://schemas.microsoft.com/office/word/2018/wordml/cex" xmlns:w16cid="http://schemas.microsoft.com/office/word/2016/wordml/cid" xmlns:w16="http://schemas.microsoft.com/office/word/2018/wordml" xmlns:w16du="http://schemas.microsoft.com/office/word/2023/wordml/word16du" xmlns:w16sdtdh="http://schemas.microsoft.com/office/word/2020/wordml/sdtdatahash" xmlns:w16sdtfl="http://schemas.microsoft.com/office/word/2024/wordml/sdtformatlock" xmlns:w16se="http://schemas.microsoft.com/office/word/2015/wordml/symex" xmlns:wpg="http://schemas.microsoft.com/office/word/2010/wordprocessingGroup" xmlns:wpi="http://schemas.microsoft.com/office/word/2010/wordprocessingInk" xmlns:wne="http://schemas.microsoft.com/office/word/2006/wordml" xmlns:wps="http://schemas.microsoft.com/office/word/2010/wordprocessingShape" mc:Ignorable="w14 w15 w16se w16cid w16 w16cex w16sdtdh w16sdtfl w16du wp14">
   <w:body>
     <w:p>
       <w:pPr>
@@ -17,6 +17,782 @@
           <w:sz w:val="36"/>
           <w:szCs w:val="36"/>
         </w:rPr>
+        <w:t>Supervision Meeting Agenda</w:t>
+      </w:r>
+    </w:p>
+    <w:p>
+      <w:pPr>
+        <w:rPr>
+          <w:rFonts w:ascii="Times New Roman" w:hAnsi="Times New Roman" w:cs="Times New Roman"/>
+          <w:b/>
+          <w:bCs/>
+          <w:sz w:val="24"/>
+          <w:szCs w:val="24"/>
+        </w:rPr>
+      </w:pPr>
+      <w:r>
+        <w:rPr>
+          <w:rFonts w:ascii="Times New Roman" w:hAnsi="Times New Roman" w:cs="Times New Roman"/>
+          <w:b/>
+          <w:bCs/>
+          <w:sz w:val="24"/>
+          <w:szCs w:val="24"/>
+        </w:rPr>
+        <w:t xml:space="preserve">Name: </w:t>
+      </w:r>
+      <w:r>
+        <w:rPr>
+          <w:rFonts w:ascii="Times New Roman" w:hAnsi="Times New Roman" w:cs="Times New Roman"/>
+          <w:b/>
+          <w:bCs/>
+          <w:sz w:val="24"/>
+          <w:szCs w:val="24"/>
+        </w:rPr>
+        <w:t>Project 11 — Noise Pollution and Noise Complaints</w:t>
+      </w:r>
+    </w:p>
+    <w:p>
+      <w:pPr>
+        <w:rPr>
+          <w:rFonts w:ascii="Times New Roman" w:hAnsi="Times New Roman" w:cs="Times New Roman"/>
+          <w:sz w:val="24"/>
+          <w:szCs w:val="24"/>
+        </w:rPr>
+      </w:pPr>
+      <w:r>
+        <w:rPr>
+          <w:rFonts w:ascii="Times New Roman" w:hAnsi="Times New Roman" w:cs="Times New Roman"/>
+          <w:b/>
+          <w:bCs/>
+          <w:sz w:val="24"/>
+          <w:szCs w:val="24"/>
+        </w:rPr>
+        <w:t>Date:</w:t>
+      </w:r>
+      <w:r>
+        <w:rPr>
+          <w:rFonts w:ascii="Times New Roman" w:hAnsi="Times New Roman" w:cs="Times New Roman"/>
+          <w:sz w:val="24"/>
+          <w:szCs w:val="24"/>
+        </w:rPr>
+        <w:t xml:space="preserve"> </w:t>
+      </w:r>
+      <w:r>
+        <w:rPr>
+          <w:rFonts w:ascii="Times New Roman" w:hAnsi="Times New Roman" w:cs="Times New Roman"/>
+          <w:b/>
+          <w:bCs/>
+          <w:sz w:val="24"/>
+          <w:szCs w:val="24"/>
+        </w:rPr>
+        <w:t xml:space="preserve">Friday, </w:t>
+      </w:r>
+      <w:r>
+        <w:rPr>
+          <w:rFonts w:ascii="Times New Roman" w:hAnsi="Times New Roman" w:cs="Times New Roman" w:hint="eastAsia"/>
+          <w:b/>
+          <w:bCs/>
+          <w:sz w:val="24"/>
+          <w:szCs w:val="24"/>
+          <w:lang w:eastAsia="zh-CN"/>
+        </w:rPr>
+        <w:t>4 September</w:t>
+      </w:r>
+      <w:r>
+        <w:rPr>
+          <w:rFonts w:ascii="Times New Roman" w:hAnsi="Times New Roman" w:cs="Times New Roman"/>
+          <w:b/>
+          <w:bCs/>
+          <w:sz w:val="24"/>
+          <w:szCs w:val="24"/>
+        </w:rPr>
+        <w:t xml:space="preserve"> 2026</w:t>
+      </w:r>
+    </w:p>
+    <w:p>
+      <w:pPr>
+        <w:rPr>
+          <w:rFonts w:ascii="Times New Roman" w:hAnsi="Times New Roman" w:cs="Times New Roman"/>
+          <w:b/>
+          <w:bCs/>
+          <w:sz w:val="24"/>
+          <w:szCs w:val="24"/>
+        </w:rPr>
+      </w:pPr>
+      <w:r>
+        <w:rPr>
+          <w:rFonts w:ascii="Times New Roman" w:hAnsi="Times New Roman" w:cs="Times New Roman"/>
+          <w:b/>
+          <w:bCs/>
+          <w:sz w:val="24"/>
+          <w:szCs w:val="24"/>
+        </w:rPr>
+        <w:t>Time: 1</w:t>
+      </w:r>
+      <w:r>
+        <w:rPr>
+          <w:rFonts w:ascii="Times New Roman" w:hAnsi="Times New Roman" w:cs="Times New Roman" w:hint="eastAsia"/>
+          <w:b/>
+          <w:bCs/>
+          <w:sz w:val="24"/>
+          <w:szCs w:val="24"/>
+          <w:lang w:eastAsia="zh-CN"/>
+        </w:rPr>
+        <w:t>1</w:t>
+      </w:r>
+      <w:r>
+        <w:rPr>
+          <w:rFonts w:ascii="Times New Roman" w:hAnsi="Times New Roman" w:cs="Times New Roman"/>
+          <w:b/>
+          <w:bCs/>
+          <w:sz w:val="24"/>
+          <w:szCs w:val="24"/>
+        </w:rPr>
+        <w:t>:</w:t>
+      </w:r>
+      <w:r>
+        <w:rPr>
+          <w:rFonts w:ascii="Times New Roman" w:hAnsi="Times New Roman" w:cs="Times New Roman" w:hint="eastAsia"/>
+          <w:b/>
+          <w:bCs/>
+          <w:sz w:val="24"/>
+          <w:szCs w:val="24"/>
+          <w:lang w:eastAsia="zh-CN"/>
+        </w:rPr>
+        <w:t>30</w:t>
+      </w:r>
+      <w:r>
+        <w:rPr>
+          <w:rFonts w:ascii="Times New Roman" w:hAnsi="Times New Roman" w:cs="Times New Roman"/>
+          <w:b/>
+          <w:bCs/>
+          <w:sz w:val="24"/>
+          <w:szCs w:val="24"/>
+        </w:rPr>
+        <w:t xml:space="preserve"> </w:t>
+      </w:r>
+      <w:r>
+        <w:rPr>
+          <w:rFonts w:ascii="Times New Roman" w:hAnsi="Times New Roman" w:cs="Times New Roman" w:hint="eastAsia"/>
+          <w:b/>
+          <w:bCs/>
+          <w:sz w:val="24"/>
+          <w:szCs w:val="24"/>
+          <w:lang w:eastAsia="zh-CN"/>
+        </w:rPr>
+        <w:t>a</w:t>
+      </w:r>
+      <w:r>
+        <w:rPr>
+          <w:rFonts w:ascii="Times New Roman" w:hAnsi="Times New Roman" w:cs="Times New Roman"/>
+          <w:b/>
+          <w:bCs/>
+          <w:sz w:val="24"/>
+          <w:szCs w:val="24"/>
+        </w:rPr>
+        <w:t>m</w:t>
+      </w:r>
+    </w:p>
+    <w:tbl>
+      <w:tblPr>
+        <w:tblStyle w:val="a4"/>
+        <w:tblW w:w="0" w:type="auto"/>
+        <w:tblLook w:val="04A0" w:firstRow="1" w:lastRow="0" w:firstColumn="1" w:lastColumn="0" w:noHBand="0" w:noVBand="1"/>
+      </w:tblPr>
+      <w:tblGrid>
+        <w:gridCol w:w="10343"/>
+      </w:tblGrid>
+      <w:tr>
+        <w:trPr>
+          <w:trHeight w:val="414"/>
+        </w:trPr>
+        <w:tc>
+          <w:tcPr>
+            <w:tcW w:w="10343" w:type="dxa"/>
+            <w:shd w:val="clear" w:color="auto" w:fill="F2F2F2" w:themeFill="background1" w:themeFillShade="F2"/>
+          </w:tcPr>
+          <w:p>
+            <w:pPr>
+              <w:ind w:firstLineChars="100" w:firstLine="240"/>
+              <w:rPr>
+                <w:rFonts w:ascii="Times New Roman" w:hAnsi="Times New Roman" w:cs="Times New Roman"/>
+                <w:b/>
+                <w:bCs/>
+                <w:sz w:val="24"/>
+                <w:szCs w:val="24"/>
+              </w:rPr>
+            </w:pPr>
+            <w:r>
+              <w:rPr>
+                <w:rFonts w:ascii="Times New Roman" w:hAnsi="Times New Roman" w:cs="Times New Roman"/>
+                <w:b/>
+                <w:bCs/>
+                <w:sz w:val="24"/>
+                <w:szCs w:val="24"/>
+              </w:rPr>
+              <w:t>1</w:t>
+            </w:r>
+            <w:r>
+              <w:rPr>
+                <w:rFonts w:ascii="Times New Roman" w:hAnsi="Times New Roman" w:cs="Times New Roman" w:hint="eastAsia"/>
+                <w:b/>
+                <w:bCs/>
+                <w:sz w:val="24"/>
+                <w:szCs w:val="24"/>
+                <w:lang w:eastAsia="zh-CN"/>
+              </w:rPr>
+              <w:t xml:space="preserve">     </w:t>
+            </w:r>
+            <w:r>
+              <w:rPr>
+                <w:rFonts w:ascii="Times New Roman" w:hAnsi="Times New Roman" w:cs="Times New Roman"/>
+                <w:b/>
+                <w:bCs/>
+                <w:sz w:val="24"/>
+                <w:szCs w:val="24"/>
+              </w:rPr>
+              <w:t>| Agreed actions from last meeting</w:t>
+            </w:r>
+          </w:p>
+        </w:tc>
+      </w:tr>
+      <w:tr>
+        <w:trPr>
+          <w:trHeight w:val="2540"/>
+        </w:trPr>
+        <w:tc>
+          <w:tcPr>
+            <w:tcW w:w="10343" w:type="dxa"/>
+          </w:tcPr>
+          <w:p>
+            <w:pPr>
+              <w:pStyle w:val="a3"/>
+              <w:numPr>
+                <w:ilvl w:val="0"/>
+                <w:numId w:val="84"/>
+              </w:numPr>
+              <w:rPr>
+                <w:rFonts w:ascii="Times New Roman" w:hAnsi="Times New Roman" w:cs="Times New Roman"/>
+                <w:lang w:eastAsia="zh-CN"/>
+              </w:rPr>
+            </w:pPr>
+            <w:r>
+              <w:rPr>
+                <w:rFonts w:ascii="Times New Roman" w:hAnsi="Times New Roman" w:cs="Times New Roman"/>
+                <w:lang w:eastAsia="zh-CN"/>
+              </w:rPr>
+              <w:t>Continue developing the sensor-level noise and urban-activity datasets while keeping the three individual workstreams connected to the overall research question.</w:t>
+            </w:r>
+          </w:p>
+          <w:p>
+            <w:pPr>
+              <w:pStyle w:val="a3"/>
+              <w:numPr>
+                <w:ilvl w:val="0"/>
+                <w:numId w:val="84"/>
+              </w:numPr>
+              <w:rPr>
+                <w:rFonts w:ascii="Times New Roman" w:hAnsi="Times New Roman" w:cs="Times New Roman"/>
+                <w:lang w:eastAsia="zh-CN"/>
+              </w:rPr>
+            </w:pPr>
+            <w:r>
+              <w:rPr>
+                <w:rFonts w:ascii="Times New Roman" w:hAnsi="Times New Roman" w:cs="Times New Roman"/>
+                <w:lang w:eastAsia="zh-CN"/>
+              </w:rPr>
+              <w:t>Prepare sensor-level noise outcomes and integrate them with surrounding urban-activity features using spatial buffers.</w:t>
+            </w:r>
+          </w:p>
+          <w:p>
+            <w:pPr>
+              <w:pStyle w:val="a3"/>
+              <w:numPr>
+                <w:ilvl w:val="0"/>
+                <w:numId w:val="84"/>
+              </w:numPr>
+              <w:rPr>
+                <w:rFonts w:ascii="Times New Roman" w:hAnsi="Times New Roman" w:cs="Times New Roman"/>
+                <w:lang w:eastAsia="zh-CN"/>
+              </w:rPr>
+            </w:pPr>
+            <w:r>
+              <w:rPr>
+                <w:rFonts w:ascii="Times New Roman" w:hAnsi="Times New Roman" w:cs="Times New Roman"/>
+                <w:lang w:eastAsia="zh-CN"/>
+              </w:rPr>
+              <w:t>Construct comparable 2024 urban-activity measures for 250 m, 500 m and 1,000 m buffers, with clear treatment of genuine zeros and missing values.</w:t>
+            </w:r>
+          </w:p>
+          <w:p>
+            <w:pPr>
+              <w:pStyle w:val="a3"/>
+              <w:numPr>
+                <w:ilvl w:val="0"/>
+                <w:numId w:val="84"/>
+              </w:numPr>
+              <w:rPr>
+                <w:rFonts w:ascii="Times New Roman" w:hAnsi="Times New Roman" w:cs="Times New Roman"/>
+              </w:rPr>
+            </w:pPr>
+            <w:r>
+              <w:rPr>
+                <w:rFonts w:ascii="Times New Roman" w:hAnsi="Times New Roman" w:cs="Times New Roman"/>
+                <w:lang w:eastAsia="zh-CN"/>
+              </w:rPr>
+              <w:t>Investigate the issue that some CLUE business/floor-space datasets contain block IDs but no usable coordinates; continue with the available spatially referenced datasets in the meantime.</w:t>
+            </w:r>
+          </w:p>
+        </w:tc>
+      </w:tr>
+      <w:tr>
+        <w:trPr>
+          <w:trHeight w:val="414"/>
+        </w:trPr>
+        <w:tc>
+          <w:tcPr>
+            <w:tcW w:w="10343" w:type="dxa"/>
+            <w:shd w:val="clear" w:color="auto" w:fill="F2F2F2" w:themeFill="background1" w:themeFillShade="F2"/>
+          </w:tcPr>
+          <w:p>
+            <w:pPr>
+              <w:pStyle w:val="a3"/>
+              <w:numPr>
+                <w:ilvl w:val="0"/>
+                <w:numId w:val="9"/>
+              </w:numPr>
+              <w:rPr>
+                <w:rFonts w:ascii="Times New Roman" w:hAnsi="Times New Roman" w:cs="Times New Roman"/>
+                <w:b/>
+                <w:bCs/>
+                <w:sz w:val="24"/>
+                <w:szCs w:val="24"/>
+              </w:rPr>
+            </w:pPr>
+            <w:r>
+              <w:rPr>
+                <w:rFonts w:ascii="Times New Roman" w:hAnsi="Times New Roman" w:cs="Times New Roman"/>
+                <w:b/>
+                <w:bCs/>
+                <w:sz w:val="24"/>
+                <w:szCs w:val="24"/>
+              </w:rPr>
+              <w:t xml:space="preserve">| What </w:t>
+            </w:r>
+            <w:r>
+              <w:rPr>
+                <w:rFonts w:ascii="Times New Roman" w:hAnsi="Times New Roman" w:cs="Times New Roman" w:hint="eastAsia"/>
+                <w:b/>
+                <w:bCs/>
+                <w:sz w:val="24"/>
+                <w:szCs w:val="24"/>
+                <w:lang w:eastAsia="zh-CN"/>
+              </w:rPr>
+              <w:t>We</w:t>
+            </w:r>
+            <w:r>
+              <w:rPr>
+                <w:rFonts w:ascii="Times New Roman" w:hAnsi="Times New Roman" w:cs="Times New Roman"/>
+                <w:b/>
+                <w:bCs/>
+                <w:sz w:val="24"/>
+                <w:szCs w:val="24"/>
+              </w:rPr>
+              <w:t>’ve done since the last meeting</w:t>
+            </w:r>
+          </w:p>
+        </w:tc>
+      </w:tr>
+      <w:tr>
+        <w:trPr>
+          <w:trHeight w:val="2696"/>
+        </w:trPr>
+        <w:tc>
+          <w:tcPr>
+            <w:tcW w:w="10343" w:type="dxa"/>
+          </w:tcPr>
+          <w:p>
+            <w:pPr>
+              <w:pStyle w:val="a3"/>
+              <w:numPr>
+                <w:ilvl w:val="0"/>
+                <w:numId w:val="84"/>
+              </w:numPr>
+              <w:rPr>
+                <w:rFonts w:ascii="Times New Roman" w:hAnsi="Times New Roman" w:cs="Times New Roman"/>
+              </w:rPr>
+            </w:pPr>
+            <w:r>
+              <w:rPr>
+                <w:rFonts w:ascii="Times New Roman" w:hAnsi="Times New Roman" w:cs="Times New Roman"/>
+                <w:b/>
+                <w:bCs/>
+              </w:rPr>
+              <w:t>Cindy</w:t>
+            </w:r>
+            <w:r>
+              <w:rPr>
+                <w:rFonts w:ascii="Times New Roman" w:hAnsi="Times New Roman" w:cs="Times New Roman"/>
+              </w:rPr>
+              <w:t>: Prepared overall/day/night/weekday/weekend sensor-level noise outcomes; created 250/500/1,000 m buffers in GDA2020/MGA Zone 55; built and validated the integrated sensor datasets; completed duplicate-timestamp sensitivity checks; produced integration diagnostics and map.</w:t>
+            </w:r>
+          </w:p>
+          <w:p>
+            <w:pPr>
+              <w:pStyle w:val="a3"/>
+              <w:numPr>
+                <w:ilvl w:val="0"/>
+                <w:numId w:val="84"/>
+              </w:numPr>
+              <w:rPr>
+                <w:rFonts w:ascii="Times New Roman" w:hAnsi="Times New Roman" w:cs="Times New Roman"/>
+              </w:rPr>
+            </w:pPr>
+            <w:r>
+              <w:rPr>
+                <w:rFonts w:ascii="Times New Roman" w:hAnsi="Times New Roman" w:cs="Times New Roman"/>
+                <w:b/>
+                <w:bCs/>
+              </w:rPr>
+              <w:t>Sandhya</w:t>
+            </w:r>
+            <w:r>
+              <w:rPr>
+                <w:rFonts w:ascii="Times New Roman" w:hAnsi="Times New Roman" w:cs="Times New Roman"/>
+              </w:rPr>
+              <w:t>: Constructed 2024 bar/pub, patron-capacity and café/restaurant seating features for all three buffers; documented zero/NA treatment and pedestrian-data limitations; completed feature QA.</w:t>
+            </w:r>
+          </w:p>
+          <w:p>
+            <w:pPr>
+              <w:pStyle w:val="a3"/>
+              <w:numPr>
+                <w:ilvl w:val="0"/>
+                <w:numId w:val="84"/>
+              </w:numPr>
+              <w:rPr>
+                <w:rFonts w:ascii="Times New Roman" w:hAnsi="Times New Roman" w:cs="Times New Roman"/>
+              </w:rPr>
+            </w:pPr>
+            <w:r>
+              <w:rPr>
+                <w:rFonts w:ascii="Times New Roman" w:hAnsi="Times New Roman" w:cs="Times New Roman"/>
+                <w:b/>
+                <w:bCs/>
+              </w:rPr>
+              <w:t>Chen</w:t>
+            </w:r>
+            <w:r>
+              <w:rPr>
+                <w:rFonts w:ascii="Times New Roman" w:hAnsi="Times New Roman" w:cs="Times New Roman"/>
+              </w:rPr>
+              <w:t>: Conducting manual spatial validation for three randomly selected sensors and preparing the short spatial-methods note.</w:t>
+            </w:r>
+          </w:p>
+          <w:p>
+            <w:pPr>
+              <w:pStyle w:val="a3"/>
+              <w:numPr>
+                <w:ilvl w:val="0"/>
+                <w:numId w:val="84"/>
+              </w:numPr>
+              <w:rPr>
+                <w:rFonts w:ascii="Times New Roman" w:hAnsi="Times New Roman" w:cs="Times New Roman"/>
+              </w:rPr>
+            </w:pPr>
+            <w:r>
+              <w:rPr>
+                <w:rFonts w:ascii="Times New Roman" w:hAnsi="Times New Roman" w:cs="Times New Roman"/>
+              </w:rPr>
+              <w:t>The integrated analysis structure is now sensor × buffer distance, using device_id + buffer_m as the unique key; 500 m is the proposed primary distance and 250/1,000 m are sensitivity distances.</w:t>
+            </w:r>
+          </w:p>
+        </w:tc>
+      </w:tr>
+      <w:tr>
+        <w:trPr>
+          <w:trHeight w:val="346"/>
+        </w:trPr>
+        <w:tc>
+          <w:tcPr>
+            <w:tcW w:w="10343" w:type="dxa"/>
+            <w:shd w:val="clear" w:color="auto" w:fill="F2F2F2" w:themeFill="background1" w:themeFillShade="F2"/>
+          </w:tcPr>
+          <w:p>
+            <w:pPr>
+              <w:pStyle w:val="a3"/>
+              <w:numPr>
+                <w:ilvl w:val="0"/>
+                <w:numId w:val="7"/>
+              </w:numPr>
+              <w:rPr>
+                <w:rFonts w:ascii="Times New Roman" w:hAnsi="Times New Roman" w:cs="Times New Roman"/>
+                <w:b/>
+                <w:bCs/>
+                <w:sz w:val="24"/>
+                <w:szCs w:val="24"/>
+              </w:rPr>
+            </w:pPr>
+            <w:r>
+              <w:rPr>
+                <w:rFonts w:ascii="Times New Roman" w:hAnsi="Times New Roman" w:cs="Times New Roman"/>
+                <w:b/>
+                <w:bCs/>
+                <w:sz w:val="24"/>
+                <w:szCs w:val="24"/>
+              </w:rPr>
+              <w:t>| Questions/Problems to be discussed</w:t>
+            </w:r>
+          </w:p>
+        </w:tc>
+      </w:tr>
+      <w:tr>
+        <w:trPr>
+          <w:trHeight w:val="2187"/>
+        </w:trPr>
+        <w:tc>
+          <w:tcPr>
+            <w:tcW w:w="10343" w:type="dxa"/>
+          </w:tcPr>
+          <w:p>
+            <w:pPr>
+              <w:pStyle w:val="a3"/>
+              <w:numPr>
+                <w:ilvl w:val="0"/>
+                <w:numId w:val="84"/>
+              </w:numPr>
+              <w:rPr>
+                <w:rFonts w:ascii="Times New Roman" w:hAnsi="Times New Roman" w:cs="Times New Roman"/>
+              </w:rPr>
+            </w:pPr>
+            <w:r>
+              <w:rPr>
+                <w:rFonts w:ascii="Times New Roman" w:hAnsi="Times New Roman" w:cs="Times New Roman"/>
+              </w:rPr>
+              <w:t>Should the CLUE business/floor-space datasets remain excluded unless a reliable block-to-coordinate linkage can be established?</w:t>
+            </w:r>
+          </w:p>
+          <w:p>
+            <w:pPr>
+              <w:pStyle w:val="a3"/>
+              <w:numPr>
+                <w:ilvl w:val="0"/>
+                <w:numId w:val="84"/>
+              </w:numPr>
+              <w:rPr>
+                <w:rFonts w:ascii="Times New Roman" w:hAnsi="Times New Roman" w:cs="Times New Roman"/>
+              </w:rPr>
+            </w:pPr>
+            <w:r>
+              <w:rPr>
+                <w:rFonts w:ascii="Times New Roman" w:hAnsi="Times New Roman" w:cs="Times New Roman"/>
+              </w:rPr>
+              <w:t>Should we revise the research question because suitable noise-complaint data are not publicly available?</w:t>
+            </w:r>
+          </w:p>
+        </w:tc>
+      </w:tr>
+      <w:tr>
+        <w:trPr>
+          <w:trHeight w:val="421"/>
+        </w:trPr>
+        <w:tc>
+          <w:tcPr>
+            <w:tcW w:w="10343" w:type="dxa"/>
+            <w:shd w:val="clear" w:color="auto" w:fill="F2F2F2" w:themeFill="background1" w:themeFillShade="F2"/>
+          </w:tcPr>
+          <w:p>
+            <w:pPr>
+              <w:rPr>
+                <w:rFonts w:ascii="Times New Roman" w:hAnsi="Times New Roman" w:cs="Times New Roman"/>
+                <w:b/>
+                <w:bCs/>
+                <w:sz w:val="24"/>
+                <w:szCs w:val="24"/>
+              </w:rPr>
+            </w:pPr>
+            <w:r>
+              <w:rPr>
+                <w:rFonts w:ascii="Times New Roman" w:hAnsi="Times New Roman" w:cs="Times New Roman"/>
+                <w:b/>
+                <w:bCs/>
+                <w:sz w:val="24"/>
+                <w:szCs w:val="24"/>
+              </w:rPr>
+              <w:t>4 | Feedback (If applicable)</w:t>
+            </w:r>
+          </w:p>
+        </w:tc>
+      </w:tr>
+      <w:tr>
+        <w:trPr>
+          <w:trHeight w:val="413"/>
+        </w:trPr>
+        <w:tc>
+          <w:tcPr>
+            <w:tcW w:w="10343" w:type="dxa"/>
+          </w:tcPr>
+          <w:p>
+            <w:pPr>
+              <w:rPr>
+                <w:rFonts w:ascii="Times New Roman" w:hAnsi="Times New Roman" w:cs="Times New Roman"/>
+              </w:rPr>
+            </w:pPr>
+          </w:p>
+        </w:tc>
+      </w:tr>
+      <w:tr>
+        <w:trPr>
+          <w:trHeight w:val="402"/>
+        </w:trPr>
+        <w:tc>
+          <w:tcPr>
+            <w:tcW w:w="10343" w:type="dxa"/>
+            <w:shd w:val="clear" w:color="auto" w:fill="F2F2F2" w:themeFill="background1" w:themeFillShade="F2"/>
+          </w:tcPr>
+          <w:p>
+            <w:pPr>
+              <w:rPr>
+                <w:rFonts w:ascii="Times New Roman" w:hAnsi="Times New Roman" w:cs="Times New Roman"/>
+                <w:b/>
+                <w:bCs/>
+                <w:sz w:val="24"/>
+                <w:szCs w:val="24"/>
+              </w:rPr>
+            </w:pPr>
+            <w:r>
+              <w:rPr>
+                <w:rFonts w:ascii="Times New Roman" w:hAnsi="Times New Roman" w:cs="Times New Roman"/>
+                <w:b/>
+                <w:bCs/>
+                <w:sz w:val="24"/>
+                <w:szCs w:val="24"/>
+              </w:rPr>
+              <w:t>5 | Other</w:t>
+            </w:r>
+          </w:p>
+        </w:tc>
+      </w:tr>
+      <w:tr>
+        <w:trPr>
+          <w:trHeight w:val="712"/>
+        </w:trPr>
+        <w:tc>
+          <w:tcPr>
+            <w:tcW w:w="10343" w:type="dxa"/>
+          </w:tcPr>
+          <w:p>
+            <w:pPr>
+              <w:rPr>
+                <w:rFonts w:ascii="Times New Roman" w:hAnsi="Times New Roman" w:cs="Times New Roman"/>
+              </w:rPr>
+            </w:pPr>
+            <w:r>
+              <w:rPr>
+                <w:rFonts w:ascii="Times New Roman" w:hAnsi="Times New Roman" w:cs="Times New Roman"/>
+              </w:rPr>
+              <w:t xml:space="preserve"> </w:t>
+            </w:r>
+          </w:p>
+        </w:tc>
+      </w:tr>
+      <w:tr>
+        <w:trPr>
+          <w:trHeight w:val="409"/>
+        </w:trPr>
+        <w:tc>
+          <w:tcPr>
+            <w:tcW w:w="10343" w:type="dxa"/>
+            <w:shd w:val="clear" w:color="auto" w:fill="F2F2F2" w:themeFill="background1" w:themeFillShade="F2"/>
+          </w:tcPr>
+          <w:p>
+            <w:pPr>
+              <w:rPr>
+                <w:rFonts w:ascii="Times New Roman" w:hAnsi="Times New Roman" w:cs="Times New Roman"/>
+                <w:b/>
+                <w:bCs/>
+                <w:sz w:val="24"/>
+                <w:szCs w:val="24"/>
+              </w:rPr>
+            </w:pPr>
+            <w:r>
+              <w:rPr>
+                <w:rFonts w:ascii="Times New Roman" w:hAnsi="Times New Roman" w:cs="Times New Roman"/>
+                <w:b/>
+                <w:bCs/>
+                <w:sz w:val="24"/>
+                <w:szCs w:val="24"/>
+              </w:rPr>
+              <w:t>6 | Agreed actions &amp; deadlines</w:t>
+            </w:r>
+          </w:p>
+        </w:tc>
+      </w:tr>
+      <w:tr>
+        <w:trPr>
+          <w:trHeight w:val="409"/>
+        </w:trPr>
+        <w:tc>
+          <w:tcPr>
+            <w:tcW w:w="10343" w:type="dxa"/>
+            <w:shd w:val="clear" w:color="auto" w:fill="FFFFFF" w:themeFill="background1"/>
+          </w:tcPr>
+          <w:p>
+            <w:pPr>
+              <w:pStyle w:val="a3"/>
+              <w:numPr>
+                <w:ilvl w:val="0"/>
+                <w:numId w:val="75"/>
+              </w:numPr>
+              <w:rPr>
+                <w:rFonts w:ascii="Times New Roman" w:hAnsi="Times New Roman" w:cs="Times New Roman"/>
+              </w:rPr>
+            </w:pPr>
+          </w:p>
+        </w:tc>
+      </w:tr>
+    </w:tbl>
+    <w:p>
+      <w:pPr>
+        <w:rPr>
+          <w:rFonts w:ascii="Times New Roman" w:hAnsi="Times New Roman" w:cs="Times New Roman"/>
+          <w:sz w:val="36"/>
+          <w:szCs w:val="36"/>
+        </w:rPr>
+      </w:pPr>
+    </w:p>
+    <w:p>
+      <w:pPr>
+        <w:rPr>
+          <w:rFonts w:ascii="Times New Roman" w:hAnsi="Times New Roman" w:cs="Times New Roman"/>
+          <w:sz w:val="36"/>
+          <w:szCs w:val="36"/>
+        </w:rPr>
+      </w:pPr>
+      <w:r>
+        <w:rPr>
+          <w:rFonts w:ascii="Times New Roman" w:hAnsi="Times New Roman" w:cs="Times New Roman"/>
+          <w:sz w:val="36"/>
+          <w:szCs w:val="36"/>
+        </w:rPr>
+        <w:br w:type="page"/>
+      </w:r>
+    </w:p>
+    <w:p>
+      <w:pPr>
+        <w:rPr>
+          <w:rFonts w:ascii="Times New Roman" w:hAnsi="Times New Roman" w:cs="Times New Roman"/>
+          <w:sz w:val="36"/>
+          <w:szCs w:val="36"/>
+        </w:rPr>
+      </w:pPr>
+      <w:r>
+        <w:rPr>
+          <w:rFonts w:ascii="Times New Roman" w:hAnsi="Times New Roman" w:cs="Times New Roman"/>
+          <w:sz w:val="36"/>
+          <w:szCs w:val="36"/>
+        </w:rPr>
+        <w:lastRenderedPageBreak/>
         <w:t>Supervision Meeting Agenda</w:t>
       </w:r>
     </w:p>
@@ -169,7 +945,28 @@
           <w:sz w:val="24"/>
           <w:szCs w:val="24"/>
         </w:rPr>
-        <w:t xml:space="preserve"> pm</w:t>
+        <w:t xml:space="preserve"> </w:t>
+      </w:r>
+      <w:r>
+        <w:rPr>
+          <w:rFonts w:ascii="Times New Roman" w:hAnsi="Times New Roman" w:cs="Times New Roman" w:hint="eastAsia"/>
+          <w:b/>
+          <w:bCs/>
+          <w:sz w:val="24"/>
+          <w:szCs w:val="24"/>
+          <w:lang w:eastAsia="zh-CN"/>
+        </w:rPr>
+        <w:t>a</w:t>
+      </w:r>
+      <w:r>
+        <w:rPr>
+          <w:rFonts w:ascii="Times New Roman" w:hAnsi="Times New Roman" w:cs="Times New Roman"/>
+          <w:b/>
+          <w:bCs/>
+          <w:sz w:val="24"/>
+          <w:szCs w:val="24"/>
+        </w:rPr>
+        <w:t>m</w:t>
       </w:r>
     </w:p>
     <w:tbl>
@@ -1037,7 +1834,28 @@
           <w:sz w:val="24"/>
           <w:szCs w:val="24"/>
         </w:rPr>
-        <w:t>:00 pm</w:t>
+        <w:t xml:space="preserve">:00 </w:t>
+      </w:r>
+      <w:r>
+        <w:rPr>
+          <w:rFonts w:ascii="Times New Roman" w:hAnsi="Times New Roman" w:cs="Times New Roman" w:hint="eastAsia"/>
+          <w:b/>
+          <w:bCs/>
+          <w:sz w:val="24"/>
+          <w:szCs w:val="24"/>
+          <w:lang w:eastAsia="zh-CN"/>
+        </w:rPr>
+        <w:t>a</w:t>
+      </w:r>
+      <w:r>
+        <w:rPr>
+          <w:rFonts w:ascii="Times New Roman" w:hAnsi="Times New Roman" w:cs="Times New Roman"/>
+          <w:b/>
+          <w:bCs/>
+          <w:sz w:val="24"/>
+          <w:szCs w:val="24"/>
+        </w:rPr>
+        <w:t>m</w:t>
       </w:r>
     </w:p>
     <w:tbl>
@@ -1877,8 +2695,58 @@
 </w:document>
 </file>
 
+<file path=word/endnotes.xml><?xml version="1.0" encoding="utf-8"?>
+<w:endnotes xmlns:wpc="http://schemas.microsoft.com/office/word/2010/wordprocessingCanvas" xmlns:cx="http://schemas.microsoft.com/office/drawing/2014/chartex" xmlns:cx1="http://schemas.microsoft.com/office/drawing/2015/9/8/chartex" xmlns:cx2="http://schemas.microsoft.com/office/drawing/2015/10/21/chartex" xmlns:cx3="http://schemas.microsoft.com/office/drawing/2016/5/9/chartex" xmlns:cx4="http://schemas.microsoft.com/office/drawing/2016/5/10/chartex" xmlns:cx5="http://schemas.microsoft.com/office/drawing/2016/5/11/chartex" xmlns:cx6="http://schemas.microsoft.com/office/drawing/2016/5/12/chartex" xmlns:cx7="http://schemas.microsoft.com/office/drawing/2016/5/13/chartex" xmlns:cx8="http://schemas.microsoft.com/office/drawing/2016/5/14/chartex" xmlns:mc="http://schemas.openxmlformats.org/markup-compatibility/2006" xmlns:aink="http://schemas.microsoft.com/office/drawing/2016/ink" xmlns:am3d="http://schemas.microsoft.com/office/drawing/2017/model3d" xmlns:o="urn:schemas-microsoft-com:office:office" xmlns:oel="http://schemas.microsoft.com/office/2019/extlst" xmlns:r="http://schemas.openxmlformats.org/officeDocument/2006/relationships" xmlns:m="http://schemas.openxmlformats.org/officeDocument/2006/math" xmlns:v="urn:schemas-microsoft-com:vml" xmlns:wp14="http://schemas.microsoft.com/office/word/2010/wordprocessingDrawing" xmlns:wp="http://schemas.openxmlformats.org/drawingml/2006/wordprocessingDrawing" xmlns:w10="urn:schemas-microsoft-com:office:word" xmlns:w="http://schemas.openxmlformats.org/wordprocessingml/2006/main" xmlns:w14="http://schemas.microsoft.com/office/word/2010/wordml" xmlns:w15="http://schemas.microsoft.com/office/word/2012/wordml" xmlns:w16cex="http://schemas.microsoft.com/office/word/2018/wordml/cex" xmlns:w16cid="http://schemas.microsoft.com/office/word/2016/wordml/cid" xmlns:w16="http://schemas.microsoft.com/office/word/2018/wordml" xmlns:w16du="http://schemas.microsoft.com/office/word/2023/wordml/word16du" xmlns:w16sdtdh="http://schemas.microsoft.com/office/word/2020/wordml/sdtdatahash" xmlns:w16sdtfl="http://schemas.microsoft.com/office/word/2024/wordml/sdtformatlock" xmlns:w16se="http://schemas.microsoft.com/office/word/2015/wordml/symex" xmlns:wpg="http://schemas.microsoft.com/office/word/2010/wordprocessingGroup" xmlns:wpi="http://schemas.microsoft.com/office/word/2010/wordprocessingInk" xmlns:wne="http://schemas.microsoft.com/office/word/2006/wordml" xmlns:wps="http://schemas.microsoft.com/office/word/2010/wordprocessingShape" mc:Ignorable="w14 w15 w16se w16cid w16 w16cex w16sdtdh w16sdtfl w16du wp14">
+  <w:endnote w:type="separator" w:id="-1">
+    <w:p>
+      <w:pPr>
+        <w:spacing w:after="0" w:line="240" w:lineRule="auto"/>
+      </w:pPr>
+      <w:r>
+        <w:separator/>
+      </w:r>
+    </w:p>
+  </w:endnote>
+  <w:endnote w:type="continuationSeparator" w:id="0">
+    <w:p>
+      <w:pPr>
+        <w:spacing w:after="0" w:line="240" w:lineRule="auto"/>
+      </w:pPr>
+      <w:r>
+        <w:continuationSeparator/>
+      </w:r>
+    </w:p>
+  </w:endnote>
+</w:endnotes>
+</file>
+
+<file path=word/footnotes.xml><?xml version="1.0" encoding="utf-8"?>
+<w:footnotes xmlns:wpc="http://schemas.microsoft.com/office/word/2010/wordprocessingCanvas" xmlns:cx="http://schemas.microsoft.com/office/drawing/2014/chartex" xmlns:cx1="http://schemas.microsoft.com/office/drawing/2015/9/8/chartex" xmlns:cx2="http://schemas.microsoft.com/office/drawing/2015/10/21/chartex" xmlns:cx3="http://schemas.microsoft.com/office/drawing/2016/5/9/chartex" xmlns:cx4="http://schemas.microsoft.com/office/drawing/2016/5/10/chartex" xmlns:cx5="http://schemas.microsoft.com/office/drawing/2016/5/11/chartex" xmlns:cx6="http://schemas.microsoft.com/office/drawing/2016/5/12/chartex" xmlns:cx7="http://schemas.microsoft.com/office/drawing/2016/5/13/chartex" xmlns:cx8="http://schemas.microsoft.com/office/drawing/2016/5/14/chartex" xmlns:mc="http://schemas.openxmlformats.org/markup-compatibility/2006" xmlns:aink="http://schemas.microsoft.com/office/drawing/2016/ink" xmlns:am3d="http://schemas.microsoft.com/office/drawing/2017/model3d" xmlns:o="urn:schemas-microsoft-com:office:office" xmlns:oel="http://schemas.microsoft.com/office/2019/extlst" xmlns:r="http://schemas.openxmlformats.org/officeDocument/2006/relationships" xmlns:m="http://schemas.openxmlformats.org/officeDocument/2006/math" xmlns:v="urn:schemas-microsoft-com:vml" xmlns:wp14="http://schemas.microsoft.com/office/word/2010/wordprocessingDrawing" xmlns:wp="http://schemas.openxmlformats.org/drawingml/2006/wordprocessingDrawing" xmlns:w10="urn:schemas-microsoft-com:office:word" xmlns:w="http://schemas.openxmlformats.org/wordprocessingml/2006/main" xmlns:w14="http://schemas.microsoft.com/office/word/2010/wordml" xmlns:w15="http://schemas.microsoft.com/office/word/2012/wordml" xmlns:w16cex="http://schemas.microsoft.com/office/word/2018/wordml/cex" xmlns:w16cid="http://schemas.microsoft.com/office/word/2016/wordml/cid" xmlns:w16="http://schemas.microsoft.com/office/word/2018/wordml" xmlns:w16du="http://schemas.microsoft.com/office/word/2023/wordml/word16du" xmlns:w16sdtdh="http://schemas.microsoft.com/office/word/2020/wordml/sdtdatahash" xmlns:w16sdtfl="http://schemas.microsoft.com/office/word/2024/wordml/sdtformatlock" xmlns:w16se="http://schemas.microsoft.com/office/word/2015/wordml/symex" xmlns:wpg="http://schemas.microsoft.com/office/word/2010/wordprocessingGroup" xmlns:wpi="http://schemas.microsoft.com/office/word/2010/wordprocessingInk" xmlns:wne="http://schemas.microsoft.com/office/word/2006/wordml" xmlns:wps="http://schemas.microsoft.com/office/word/2010/wordprocessingShape" mc:Ignorable="w14 w15 w16se w16cid w16 w16cex w16sdtdh w16sdtfl w16du wp14">
+  <w:footnote w:type="separator" w:id="-1">
+    <w:p>
+      <w:pPr>
+        <w:spacing w:after="0" w:line="240" w:lineRule="auto"/>
+      </w:pPr>
+      <w:r>
+        <w:separator/>
+      </w:r>
+    </w:p>
+  </w:footnote>
+  <w:footnote w:type="continuationSeparator" w:id="0">
+    <w:p>
+      <w:pPr>
+        <w:spacing w:after="0" w:line="240" w:lineRule="auto"/>
+      </w:pPr>
+      <w:r>
+        <w:continuationSeparator/>
+      </w:r>
+    </w:p>
+  </w:footnote>
+</w:footnotes>
+</file>
+
 <file path=word/numbering.xml><?xml version="1.0" encoding="utf-8"?>
-<w:numbering xmlns:wpc="http://schemas.microsoft.com/office/word/2010/wordprocessingCanvas" xmlns:cx="http://schemas.microsoft.com/office/drawing/2014/chartex" xmlns:cx1="http://schemas.microsoft.com/office/drawing/2015/9/8/chartex" xmlns:cx2="http://schemas.microsoft.com/office/drawing/2015/10/21/chartex" xmlns:cx3="http://schemas.microsoft.com/office/drawing/2016/5/9/chartex" xmlns:cx4="http://schemas.microsoft.com/office/drawing/2016/5/10/chartex" xmlns:cx5="http://schemas.microsoft.com/office/drawing/2016/5/11/chartex" xmlns:cx6="http://schemas.microsoft.com/office/drawing/2016/5/12/chartex" xmlns:cx7="http://schemas.microsoft.com/office/drawing/2016/5/13/chartex" xmlns:cx8="http://schemas.microsoft.com/office/drawing/2016/5/14/chartex" xmlns:mc="http://schemas.openxmlformats.org/markup-compatibility/2006" xmlns:aink="http://schemas.microsoft.com/office/drawing/2016/ink" xmlns:am3d="http://schemas.microsoft.com/office/drawing/2017/model3d" xmlns:o="urn:schemas-microsoft-com:office:office" xmlns:oel="http://schemas.microsoft.com/office/2019/extlst" xmlns:r="http://schemas.openxmlformats.org/officeDocument/2006/relationships" xmlns:m="http://schemas.openxmlformats.org/officeDocument/2006/math" xmlns:v="urn:schemas-microsoft-com:vml" xmlns:wp14="http://schemas.microsoft.com/office/word/2010/wordprocessingDrawing" xmlns:wp="http://schemas.openxmlformats.org/drawingml/2006/wordprocessingDrawing" xmlns:w10="urn:schemas-microsoft-com:office:word" xmlns:w="http://schemas.openxmlformats.org/wordprocessingml/2006/main" xmlns:w14="http://schemas.microsoft.com/office/word/2010/wordml" xmlns:w15="http://schemas.microsoft.com/office/word/2012/wordml" xmlns:w16cei="http://schemas.microsoft.com/office/word/2026/wordml/cei" xmlns:w16cex="http://schemas.microsoft.com/office/word/2018/wordml/cex" xmlns:w16cid="http://schemas.microsoft.com/office/word/2016/wordml/cid" xmlns:w16="http://schemas.microsoft.com/office/word/2018/wordml" xmlns:w16du="http://schemas.microsoft.com/office/word/2023/wordml/word16du" xmlns:w16sdtdh="http://schemas.microsoft.com/office/word/2020/wordml/sdtdatahash" xmlns:w16sdtfl="http://schemas.microsoft.com/office/word/2024/wordml/sdtformatlock" xmlns:w16se="http://schemas.microsoft.com/office/word/2015/wordml/symex" xmlns:wpg="http://schemas.microsoft.com/office/word/2010/wordprocessingGroup" xmlns:wpi="http://schemas.microsoft.com/office/word/2010/wordprocessingInk" xmlns:wne="http://schemas.microsoft.com/office/word/2006/wordml" xmlns:wps="http://schemas.microsoft.com/office/word/2010/wordprocessingShape" mc:Ignorable="w14 w15 w16se w16cid w16 w16cex w16sdtdh w16sdtfl w16du wp14">
+<w:numbering xmlns:wpc="http://schemas.microsoft.com/office/word/2010/wordprocessingCanvas" xmlns:cx="http://schemas.microsoft.com/office/drawing/2014/chartex" xmlns:cx1="http://schemas.microsoft.com/office/drawing/2015/9/8/chartex" xmlns:cx2="http://schemas.microsoft.com/office/drawing/2015/10/21/chartex" xmlns:cx3="http://schemas.microsoft.com/office/drawing/2016/5/9/chartex" xmlns:cx4="http://schemas.microsoft.com/office/drawing/2016/5/10/chartex" xmlns:cx5="http://schemas.microsoft.com/office/drawing/2016/5/11/chartex" xmlns:cx6="http://schemas.microsoft.com/office/drawing/2016/5/12/chartex" xmlns:cx7="http://schemas.microsoft.com/office/drawing/2016/5/13/chartex" xmlns:cx8="http://schemas.microsoft.com/office/drawing/2016/5/14/chartex" xmlns:mc="http://schemas.openxmlformats.org/markup-compatibility/2006" xmlns:aink="http://schemas.microsoft.com/office/drawing/2016/ink" xmlns:am3d="http://schemas.microsoft.com/office/drawing/2017/model3d" xmlns:o="urn:schemas-microsoft-com:office:office" xmlns:oel="http://schemas.microsoft.com/office/2019/extlst" xmlns:r="http://schemas.openxmlformats.org/officeDocument/2006/relationships" xmlns:m="http://schemas.openxmlformats.org/officeDocument/2006/math" xmlns:v="urn:schemas-microsoft-com:vml" xmlns:wp14="http://schemas.microsoft.com/office/word/2010/wordprocessingDrawing" xmlns:wp="http://schemas.openxmlformats.org/drawingml/2006/wordprocessingDrawing" xmlns:w10="urn:schemas-microsoft-com:office:word" xmlns:w="http://schemas.openxmlformats.org/wordprocessingml/2006/main" xmlns:w14="http://schemas.microsoft.com/office/word/2010/wordml" xmlns:w15="http://schemas.microsoft.com/office/word/2012/wordml" xmlns:w16cex="http://schemas.microsoft.com/office/word/2018/wordml/cex" xmlns:w16cid="http://schemas.microsoft.com/office/word/2016/wordml/cid" xmlns:w16="http://schemas.microsoft.com/office/word/2018/wordml" xmlns:w16du="http://schemas.microsoft.com/office/word/2023/wordml/word16du" xmlns:w16sdtdh="http://schemas.microsoft.com/office/word/2020/wordml/sdtdatahash" xmlns:w16sdtfl="http://schemas.microsoft.com/office/word/2024/wordml/sdtformatlock" xmlns:w16se="http://schemas.microsoft.com/office/word/2015/wordml/symex" xmlns:wpg="http://schemas.microsoft.com/office/word/2010/wordprocessingGroup" xmlns:wpi="http://schemas.microsoft.com/office/word/2010/wordprocessingInk" xmlns:wne="http://schemas.microsoft.com/office/word/2006/wordml" xmlns:wps="http://schemas.microsoft.com/office/word/2010/wordprocessingShape" mc:Ignorable="w14 w15 w16se w16cid w16 w16cex w16sdtdh w16sdtfl w16du wp14">
   <w:abstractNum w:abstractNumId="0" w15:restartNumberingAfterBreak="0">
     <w:nsid w:val="00405880"/>
     <w:multiLevelType w:val="hybridMultilevel"/>
@@ -12189,6 +13057,69 @@
       <w:bCs/>
     </w:rPr>
   </w:style>
+  <w:style w:type="paragraph" w:styleId="aa">
+    <w:name w:val="header"/>
+    <w:basedOn w:val="a"/>
+    <w:link w:val="ab"/>
+    <w:uiPriority w:val="99"/>
+    <w:unhideWhenUsed/>
+    <w:rsid w:val="00052C98"/>
+    <w:pPr>
+      <w:tabs>
+        <w:tab w:val="center" w:pos="4153"/>
+        <w:tab w:val="right" w:pos="8306"/>
+      </w:tabs>
+      <w:snapToGrid w:val="0"/>
+      <w:spacing w:line="240" w:lineRule="auto"/>
+      <w:jc w:val="center"/>
+    </w:pPr>
+    <w:rPr>
+      <w:sz w:val="18"/>
+      <w:szCs w:val="18"/>
+    </w:rPr>
+  </w:style>
+  <w:style w:type="character" w:customStyle="1" w:styleId="ab">
+    <w:name w:val="页眉 字符"/>
+    <w:basedOn w:val="a0"/>
+    <w:link w:val="aa"/>
+    <w:uiPriority w:val="99"/>
+    <w:rsid w:val="00052C98"/>
+    <w:rPr>
+      <w:sz w:val="18"/>
+      <w:szCs w:val="18"/>
+    </w:rPr>
+  </w:style>
+  <w:style w:type="paragraph" w:styleId="ac">
+    <w:name w:val="footer"/>
+    <w:basedOn w:val="a"/>
+    <w:link w:val="ad"/>
+    <w:uiPriority w:val="99"/>
+    <w:unhideWhenUsed/>
+    <w:rsid w:val="00052C98"/>
+    <w:pPr>
+      <w:tabs>
+        <w:tab w:val="center" w:pos="4153"/>
+        <w:tab w:val="right" w:pos="8306"/>
+      </w:tabs>
+      <w:snapToGrid w:val="0"/>
+      <w:spacing w:line="240" w:lineRule="auto"/>
+    </w:pPr>
+    <w:rPr>
+      <w:sz w:val="18"/>
+      <w:szCs w:val="18"/>
+    </w:rPr>
+  </w:style>
+  <w:style w:type="character" w:customStyle="1" w:styleId="ad">
+    <w:name w:val="页脚 字符"/>
+    <w:basedOn w:val="a0"/>
+    <w:link w:val="ac"/>
+    <w:uiPriority w:val="99"/>
+    <w:rsid w:val="00052C98"/>
+    <w:rPr>
+      <w:sz w:val="18"/>
+      <w:szCs w:val="18"/>
+    </w:rPr>
+  </w:style>
 </w:styles>
 </file>
 
@@ -12488,6 +13419,10 @@
 </file>
 
 <file path=customXml/item1.xml><?xml version="1.0" encoding="utf-8"?>
+<b:Sources xmlns:b="http://schemas.openxmlformats.org/officeDocument/2006/bibliography" xmlns="http://schemas.openxmlformats.org/officeDocument/2006/bibliography" SelectedStyle="\APASixthEditionOfficeOnline.xsl" StyleName="APA" Version="6"/>
+</file>
+
+<file path=customXml/item2.xml><?xml version="1.0" encoding="utf-8"?>
 <p:properties xmlns:p="http://schemas.microsoft.com/office/2006/metadata/properties" xmlns:xsi="http://www.w3.org/2001/XMLSchema-instance" xmlns:pc="http://schemas.microsoft.com/office/infopath/2007/PartnerControls">
   <documentManagement>
     <lcf76f155ced4ddcb4097134ff3c332f xmlns="d3a13389-126c-4086-8b91-d980e5bb9852">
@@ -12498,11 +13433,16 @@
 </p:properties>
 </file>
 
-<file path=customXml/item2.xml><?xml version="1.0" encoding="utf-8"?>
-<b:Sources xmlns:b="http://schemas.openxmlformats.org/officeDocument/2006/bibliography" xmlns="http://schemas.openxmlformats.org/officeDocument/2006/bibliography" SelectedStyle="\APASixthEditionOfficeOnline.xsl" StyleName="APA" Version="6"/>
+<file path=customXml/item3.xml><?xml version="1.0" encoding="utf-8"?>
+<?mso-contentType ?>
+<FormTemplates xmlns="http://schemas.microsoft.com/sharepoint/v3/contenttype/forms">
+  <Display>DocumentLibraryForm</Display>
+  <Edit>DocumentLibraryForm</Edit>
+  <New>DocumentLibraryForm</New>
+</FormTemplates>
 </file>
 
-<file path=customXml/item3.xml><?xml version="1.0" encoding="utf-8"?>
+<file path=customXml/item4.xml><?xml version="1.0" encoding="utf-8"?>
 <ct:contentTypeSchema xmlns:ct="http://schemas.microsoft.com/office/2006/metadata/contentType" xmlns:ma="http://schemas.microsoft.com/office/2006/metadata/properties/metaAttributes" ct:_="" ma:_="" ma:contentTypeName="Document" ma:contentTypeID="0x010100C3BEECA713E1224F9EAC75EDAA2C1A7D" ma:contentTypeVersion="12" ma:contentTypeDescription="Create a new document." ma:contentTypeScope="" ma:versionID="fc2159e93fdada19d4854367beb2a587">
   <xsd:schema xmlns:xsd="http://www.w3.org/2001/XMLSchema" xmlns:xs="http://www.w3.org/2001/XMLSchema" xmlns:p="http://schemas.microsoft.com/office/2006/metadata/properties" xmlns:ns2="d3a13389-126c-4086-8b91-d980e5bb9852" xmlns:ns3="feb561a4-d90a-445d-97f5-d9033000798b" targetNamespace="http://schemas.microsoft.com/office/2006/metadata/properties" ma:root="true" ma:fieldsID="df7b9935f11eba0c55afa11ed474ab3d" ns2:_="" ns3:_="">
     <xsd:import namespace="d3a13389-126c-4086-8b91-d980e5bb9852"/>
@@ -12703,16 +13643,15 @@
 </ct:contentTypeSchema>
 </file>
 
-<file path=customXml/item4.xml><?xml version="1.0" encoding="utf-8"?>
-<?mso-contentType ?>
-<FormTemplates xmlns="http://schemas.microsoft.com/sharepoint/v3/contenttype/forms">
-  <Display>DocumentLibraryForm</Display>
-  <Edit>DocumentLibraryForm</Edit>
-  <New>DocumentLibraryForm</New>
-</FormTemplates>
+<file path=customXml/itemProps1.xml><?xml version="1.0" encoding="utf-8"?>
+<ds:datastoreItem xmlns:ds="http://schemas.openxmlformats.org/officeDocument/2006/customXml" ds:itemID="{6BA58688-A3F4-4348-A37D-87C4D32E96C7}">
+  <ds:schemaRefs>
+    <ds:schemaRef ds:uri="http://schemas.openxmlformats.org/officeDocument/2006/bibliography"/>
+  </ds:schemaRefs>
+</ds:datastoreItem>
 </file>
 
-<file path=customXml/itemProps1.xml><?xml version="1.0" encoding="utf-8"?>
+<file path=customXml/itemProps2.xml><?xml version="1.0" encoding="utf-8"?>
 <ds:datastoreItem xmlns:ds="http://schemas.openxmlformats.org/officeDocument/2006/customXml" ds:itemID="{756A6D07-6061-4CA7-BD85-EF40D1DAAD31}">
   <ds:schemaRefs>
     <ds:schemaRef ds:uri="http://schemas.microsoft.com/office/2006/metadata/properties"/>
@@ -12723,15 +13662,15 @@
 </ds:datastoreItem>
 </file>
 
-<file path=customXml/itemProps2.xml><?xml version="1.0" encoding="utf-8"?>
-<ds:datastoreItem xmlns:ds="http://schemas.openxmlformats.org/officeDocument/2006/customXml" ds:itemID="{6BA58688-A3F4-4348-A37D-87C4D32E96C7}">
+<file path=customXml/itemProps3.xml><?xml version="1.0" encoding="utf-8"?>
+<ds:datastoreItem xmlns:ds="http://schemas.openxmlformats.org/officeDocument/2006/customXml" ds:itemID="{3B1614B5-A6DA-456D-A8D5-AD7648C15C57}">
   <ds:schemaRefs>
-    <ds:schemaRef ds:uri="http://schemas.openxmlformats.org/officeDocument/2006/bibliography"/>
+    <ds:schemaRef ds:uri="http://schemas.microsoft.com/sharepoint/v3/contenttype/forms"/>
   </ds:schemaRefs>
 </ds:datastoreItem>
 </file>
 
-<file path=customXml/itemProps3.xml><?xml version="1.0" encoding="utf-8"?>
+<file path=customXml/itemProps4.xml><?xml version="1.0" encoding="utf-8"?>
 <ds:datastoreItem xmlns:ds="http://schemas.openxmlformats.org/officeDocument/2006/customXml" ds:itemID="{5EF7A205-4C0C-4517-AC7C-97930D2FBDF5}">
   <ds:schemaRefs>
     <ds:schemaRef ds:uri="http://schemas.microsoft.com/office/2006/metadata/contentType"/>
@@ -12750,14 +13689,6 @@
 </ds:datastoreItem>
 </file>
 
-<file path=customXml/itemProps4.xml><?xml version="1.0" encoding="utf-8"?>
-<ds:datastoreItem xmlns:ds="http://schemas.openxmlformats.org/officeDocument/2006/customXml" ds:itemID="{3B1614B5-A6DA-456D-A8D5-AD7648C15C57}">
-  <ds:schemaRefs>
-    <ds:schemaRef ds:uri="http://schemas.microsoft.com/sharepoint/v3/contenttype/forms"/>
-  </ds:schemaRefs>
-</ds:datastoreItem>
-</file>
-
 <file path=docMetadata/LabelInfo.xml><?xml version="1.0" encoding="utf-8"?>
 <clbl:labelList xmlns:clbl="http://schemas.microsoft.com/office/2020/mipLabelMetadata">
   <clbl:label id="{9aee26d8-97c2-4fad-8900-96735f6dc73f}" enabled="0" method="" siteId="{9aee26d8-97c2-4fad-8900-96735f6dc73f}" removed="1"/>
